--- a/Artificial Intelligence-Sinco Develop Report.docx
+++ b/Artificial Intelligence-Sinco Develop Report.docx
@@ -14,6 +14,139 @@
           <w:rFonts w:ascii="Times New Roman" w:hAnsi="Times New Roman"/>
         </w:rPr>
         <w:t>Artificial Intelligence-Sinco Develop Report</w:t>
+      </w:r>
+    </w:p>
+    <w:p>
+      <w:pPr>
+        <w:jc w:val="center"/>
+        <w:rPr>
+          <w:rFonts w:ascii="Times New Roman" w:hAnsi="Times New Roman"/>
+        </w:rPr>
+      </w:pPr>
+      <w:r>
+        <w:rPr>
+          <w:rFonts w:ascii="Times New Roman" w:hAnsi="Times New Roman" w:hint="eastAsia"/>
+        </w:rPr>
+        <w:t>Author: Roy Zeng</w:t>
+      </w:r>
+    </w:p>
+    <w:p>
+      <w:pPr>
+        <w:jc w:val="center"/>
+        <w:rPr>
+          <w:rFonts w:ascii="Times New Roman" w:hAnsi="Times New Roman"/>
+        </w:rPr>
+      </w:pPr>
+      <w:r>
+        <w:rPr>
+          <w:rFonts w:ascii="Times New Roman" w:hAnsi="Times New Roman" w:hint="eastAsia"/>
+        </w:rPr>
+        <w:t>Subject: Artificial Intelligence, Training Module, Code</w:t>
+      </w:r>
+    </w:p>
+    <w:p>
+      <w:pPr>
+        <w:rPr>
+          <w:rFonts w:ascii="Times New Roman" w:hAnsi="Times New Roman"/>
+        </w:rPr>
+        <w:sectPr>
+          <w:pgSz w:w="11906" w:h="16838"/>
+          <w:pgMar w:top="1440" w:right="1800" w:bottom="1440" w:left="1800" w:header="851" w:footer="992" w:gutter="0"/>
+          <w:cols w:space="425"/>
+          <w:docGrid w:type="lines" w:linePitch="360"/>
+        </w:sectPr>
+      </w:pPr>
+    </w:p>
+    <w:p>
+      <w:pPr>
+        <w:rPr>
+          <w:rFonts w:ascii="Times New Roman" w:hAnsi="Times New Roman"/>
+        </w:rPr>
+      </w:pPr>
+      <w:r>
+        <w:rPr>
+          <w:rFonts w:ascii="Times New Roman" w:hAnsi="Times New Roman" w:hint="eastAsia"/>
+        </w:rPr>
+        <w:lastRenderedPageBreak/>
+        <w:t>Table of Content</w:t>
+      </w:r>
+    </w:p>
+    <w:p>
+      <w:pPr>
+        <w:rPr>
+          <w:rFonts w:ascii="Times New Roman" w:hAnsi="Times New Roman"/>
+        </w:rPr>
+        <w:sectPr>
+          <w:pgSz w:w="11906" w:h="16838"/>
+          <w:pgMar w:top="1440" w:right="1800" w:bottom="1440" w:left="1800" w:header="851" w:footer="992" w:gutter="0"/>
+          <w:cols w:space="425"/>
+          <w:docGrid w:type="lines" w:linePitch="360"/>
+        </w:sectPr>
+      </w:pPr>
+    </w:p>
+    <w:p>
+      <w:pPr>
+        <w:rPr>
+          <w:rFonts w:ascii="Times New Roman" w:hAnsi="Times New Roman"/>
+        </w:rPr>
+      </w:pPr>
+      <w:r>
+        <w:rPr>
+          <w:rFonts w:ascii="Times New Roman" w:hAnsi="Times New Roman" w:hint="eastAsia"/>
+        </w:rPr>
+        <w:lastRenderedPageBreak/>
+        <w:t>A. Summary:</w:t>
+      </w:r>
+    </w:p>
+    <w:p>
+      <w:pPr>
+        <w:rPr>
+          <w:rFonts w:ascii="Times New Roman" w:hAnsi="Times New Roman"/>
+        </w:rPr>
+      </w:pPr>
+      <w:r>
+        <w:rPr>
+          <w:rFonts w:ascii="Times New Roman" w:hAnsi="Times New Roman" w:hint="eastAsia"/>
+        </w:rPr>
+        <w:t xml:space="preserve">(I) Searching </w:t>
+      </w:r>
+    </w:p>
+    <w:p>
+      <w:pPr>
+        <w:rPr>
+          <w:rFonts w:ascii="Times New Roman" w:hAnsi="Times New Roman"/>
+        </w:rPr>
+      </w:pPr>
+      <w:r>
+        <w:rPr>
+          <w:rFonts w:ascii="Times New Roman" w:hAnsi="Times New Roman"/>
+        </w:rPr>
+        <w:tab/>
+      </w:r>
+      <w:r>
+        <w:rPr>
+          <w:rFonts w:ascii="Times New Roman" w:hAnsi="Times New Roman" w:hint="eastAsia"/>
+        </w:rPr>
+        <w:t>In this soicety, many people will be use the Artificial Intelligence to combine it. Even the different the knowge background, or for the unknow area and deep commiucate, and to create a unique product, so we have this search and theory.</w:t>
+      </w:r>
+    </w:p>
+    <w:p>
+      <w:pPr>
+        <w:rPr>
+          <w:rFonts w:ascii="Times New Roman" w:hAnsi="Times New Roman"/>
+        </w:rPr>
+      </w:pPr>
+      <w:r>
+        <w:rPr>
+          <w:rFonts w:ascii="Times New Roman" w:hAnsi="Times New Roman"/>
+        </w:rPr>
+        <w:tab/>
+      </w:r>
+      <w:r>
+        <w:rPr>
+          <w:rFonts w:ascii="Times New Roman" w:hAnsi="Times New Roman" w:hint="eastAsia"/>
+        </w:rPr>
+        <w:t xml:space="preserve">However, in the market are ahs more AI service need to use the network to call the cloud API, data will leave the self-computer, also can't understand how to work in the model inside. That's </w:t>
       </w:r>
     </w:p>
     <w:p>
